--- a/UTS KELOMPOK_ PENGOLAHAN CITRA.docx
+++ b/UTS KELOMPOK_ PENGOLAHAN CITRA.docx
@@ -2,6 +2,19 @@
 <file path=word/document.xml><?xml version="1.0" encoding="utf-8"?>
 <w:document xmlns:wpc="http://schemas.microsoft.com/office/word/2010/wordprocessingCanvas" xmlns:cx="http://schemas.microsoft.com/office/drawing/2014/chartex" xmlns:cx1="http://schemas.microsoft.com/office/drawing/2015/9/8/chartex" xmlns:cx2="http://schemas.microsoft.com/office/drawing/2015/10/21/chartex" xmlns:cx3="http://schemas.microsoft.com/office/drawing/2016/5/9/chartex" xmlns:cx4="http://schemas.microsoft.com/office/drawing/2016/5/10/chartex" xmlns:cx5="http://schemas.microsoft.com/office/drawing/2016/5/11/chartex" xmlns:cx6="http://schemas.microsoft.com/office/drawing/2016/5/12/chartex" xmlns:cx7="http://schemas.microsoft.com/office/drawing/2016/5/13/chartex" xmlns:cx8="http://schemas.microsoft.com/office/drawing/2016/5/14/chartex" xmlns:mc="http://schemas.openxmlformats.org/markup-compatibility/2006" xmlns:aink="http://schemas.microsoft.com/office/drawing/2016/ink" xmlns:am3d="http://schemas.microsoft.com/office/drawing/2017/model3d" xmlns:o="urn:schemas-microsoft-com:office:office" xmlns:oel="http://schemas.microsoft.com/office/2019/extlst" xmlns:r="http://schemas.openxmlformats.org/officeDocument/2006/relationships" xmlns:m="http://schemas.openxmlformats.org/officeDocument/2006/math" xmlns:v="urn:schemas-microsoft-com:vml" xmlns:wp14="http://schemas.microsoft.com/office/word/2010/wordprocessingDrawing" xmlns:wp="http://schemas.openxmlformats.org/drawingml/2006/wordprocessingDrawing" xmlns:w10="urn:schemas-microsoft-com:office:word" xmlns:w="http://schemas.openxmlformats.org/wordprocessingml/2006/main" xmlns:w14="http://schemas.microsoft.com/office/word/2010/wordml" xmlns:w15="http://schemas.microsoft.com/office/word/2012/wordml" xmlns:w16cex="http://schemas.microsoft.com/office/word/2018/wordml/cex" xmlns:w16cid="http://schemas.microsoft.com/office/word/2016/wordml/cid" xmlns:w16="http://schemas.microsoft.com/office/word/2018/wordml" xmlns:w16du="http://schemas.microsoft.com/office/word/2023/wordml/word16du" xmlns:w16sdtdh="http://schemas.microsoft.com/office/word/2020/wordml/sdtdatahash" xmlns:w16sdtfl="http://schemas.microsoft.com/office/word/2024/wordml/sdtformatlock" xmlns:w16se="http://schemas.microsoft.com/office/word/2015/wordml/symex" xmlns:wpg="http://schemas.microsoft.com/office/word/2010/wordprocessingGroup" xmlns:wpi="http://schemas.microsoft.com/office/word/2010/wordprocessingInk" xmlns:wne="http://schemas.microsoft.com/office/word/2006/wordml" xmlns:wps="http://schemas.microsoft.com/office/word/2010/wordprocessingShape" mc:Ignorable="w14 w15 w16se w16cid w16 w16cex w16sdtdh w16sdtfl w16du wp14">
   <w:body>
+    <w:p>
+      <w:pPr>
+        <w:spacing w:line="360" w:lineRule="auto"/>
+        <w:jc w:val="center"/>
+        <w:rPr>
+          <w:rFonts w:asciiTheme="majorBidi" w:hAnsiTheme="majorBidi" w:cstheme="majorBidi"/>
+          <w:b/>
+          <w:bCs/>
+          <w:sz w:val="28"/>
+          <w:szCs w:val="28"/>
+        </w:rPr>
+      </w:pPr>
+    </w:p>
     <w:p>
       <w:pPr>
         <w:spacing w:line="360" w:lineRule="auto"/>
@@ -253,7 +266,7 @@
           <w:sz w:val="28"/>
           <w:szCs w:val="28"/>
         </w:rPr>
-        <w:t xml:space="preserve">ARDITO SAYUDHA – </w:t>
+        <w:t xml:space="preserve">AMANDA RAMADANI – </w:t>
       </w:r>
       <w:r>
         <w:rPr>
@@ -273,7 +286,7 @@
           <w:sz w:val="28"/>
           <w:szCs w:val="28"/>
         </w:rPr>
-        <w:t>627</w:t>
+        <w:t>352</w:t>
       </w:r>
     </w:p>
     <w:p>
@@ -296,7 +309,7 @@
           <w:sz w:val="28"/>
           <w:szCs w:val="28"/>
         </w:rPr>
-        <w:t xml:space="preserve">AMANDA RAMADANI – </w:t>
+        <w:t xml:space="preserve">AURORA IHRISH KHOLISHOH – </w:t>
       </w:r>
       <w:r>
         <w:rPr>
@@ -306,9 +319,13 @@
           <w:sz w:val="28"/>
           <w:szCs w:val="28"/>
         </w:rPr>
-        <w:t>312410</w:t>
-      </w:r>
-      <w:r>
+        <w:t>312410037</w:t>
+      </w:r>
+    </w:p>
+    <w:p>
+      <w:pPr>
+        <w:spacing w:line="360" w:lineRule="auto"/>
+        <w:jc w:val="center"/>
         <w:rPr>
           <w:rFonts w:asciiTheme="majorBidi" w:hAnsiTheme="majorBidi" w:cstheme="majorBidi"/>
           <w:b/>
@@ -316,8 +333,7 @@
           <w:sz w:val="28"/>
           <w:szCs w:val="28"/>
         </w:rPr>
-        <w:t>352</w:t>
-      </w:r>
+      </w:pPr>
     </w:p>
     <w:p>
       <w:pPr>
@@ -339,9 +355,13 @@
           <w:sz w:val="28"/>
           <w:szCs w:val="28"/>
         </w:rPr>
-        <w:t xml:space="preserve">AURORA IHRISH KHOLISHOH – </w:t>
-      </w:r>
-      <w:r>
+        <w:t>FAKULTAS TEKNIK</w:t>
+      </w:r>
+    </w:p>
+    <w:p>
+      <w:pPr>
+        <w:spacing w:line="360" w:lineRule="auto"/>
+        <w:jc w:val="center"/>
         <w:rPr>
           <w:rFonts w:asciiTheme="majorBidi" w:hAnsiTheme="majorBidi" w:cstheme="majorBidi"/>
           <w:b/>
@@ -349,13 +369,8 @@
           <w:sz w:val="28"/>
           <w:szCs w:val="28"/>
         </w:rPr>
-        <w:t>312410037</w:t>
-      </w:r>
-    </w:p>
-    <w:p>
-      <w:pPr>
-        <w:spacing w:line="360" w:lineRule="auto"/>
-        <w:jc w:val="center"/>
+      </w:pPr>
+      <w:r>
         <w:rPr>
           <w:rFonts w:asciiTheme="majorBidi" w:hAnsiTheme="majorBidi" w:cstheme="majorBidi"/>
           <w:b/>
@@ -363,7 +378,8 @@
           <w:sz w:val="28"/>
           <w:szCs w:val="28"/>
         </w:rPr>
-      </w:pPr>
+        <w:t>TEKNIK INFORMATIKA</w:t>
+      </w:r>
     </w:p>
     <w:p>
       <w:pPr>
@@ -385,7 +401,7 @@
           <w:sz w:val="28"/>
           <w:szCs w:val="28"/>
         </w:rPr>
-        <w:t>FAKULTAS TEKNIK</w:t>
+        <w:t>UNIVERSITAS PELITA BANGSA</w:t>
       </w:r>
     </w:p>
     <w:p>
@@ -408,13 +424,9 @@
           <w:sz w:val="28"/>
           <w:szCs w:val="28"/>
         </w:rPr>
-        <w:t>TEKNIK INFORMATIKA</w:t>
-      </w:r>
-    </w:p>
-    <w:p>
-      <w:pPr>
-        <w:spacing w:line="360" w:lineRule="auto"/>
-        <w:jc w:val="center"/>
+        <w:t>202</w:t>
+      </w:r>
+      <w:r>
         <w:rPr>
           <w:rFonts w:asciiTheme="majorBidi" w:hAnsiTheme="majorBidi" w:cstheme="majorBidi"/>
           <w:b/>
@@ -422,48 +434,6 @@
           <w:sz w:val="28"/>
           <w:szCs w:val="28"/>
         </w:rPr>
-      </w:pPr>
-      <w:r>
-        <w:rPr>
-          <w:rFonts w:asciiTheme="majorBidi" w:hAnsiTheme="majorBidi" w:cstheme="majorBidi"/>
-          <w:b/>
-          <w:bCs/>
-          <w:sz w:val="28"/>
-          <w:szCs w:val="28"/>
-        </w:rPr>
-        <w:t>UNIVERSITAS PELITA BANGSA</w:t>
-      </w:r>
-    </w:p>
-    <w:p>
-      <w:pPr>
-        <w:spacing w:line="360" w:lineRule="auto"/>
-        <w:jc w:val="center"/>
-        <w:rPr>
-          <w:rFonts w:asciiTheme="majorBidi" w:hAnsiTheme="majorBidi" w:cstheme="majorBidi"/>
-          <w:b/>
-          <w:bCs/>
-          <w:sz w:val="28"/>
-          <w:szCs w:val="28"/>
-        </w:rPr>
-      </w:pPr>
-      <w:r>
-        <w:rPr>
-          <w:rFonts w:asciiTheme="majorBidi" w:hAnsiTheme="majorBidi" w:cstheme="majorBidi"/>
-          <w:b/>
-          <w:bCs/>
-          <w:sz w:val="28"/>
-          <w:szCs w:val="28"/>
-        </w:rPr>
-        <w:t>202</w:t>
-      </w:r>
-      <w:r>
-        <w:rPr>
-          <w:rFonts w:asciiTheme="majorBidi" w:hAnsiTheme="majorBidi" w:cstheme="majorBidi"/>
-          <w:b/>
-          <w:bCs/>
-          <w:sz w:val="28"/>
-          <w:szCs w:val="28"/>
-        </w:rPr>
         <w:t>6</w:t>
       </w:r>
     </w:p>
@@ -4342,14 +4312,13 @@
           <w:rFonts w:asciiTheme="majorBidi" w:hAnsiTheme="majorBidi" w:cstheme="majorBidi"/>
         </w:rPr>
         <w:br/>
-        <w:t>S</w:t>
-      </w:r>
-      <w:proofErr w:type="spellStart"/>
-      <w:r>
-        <w:rPr>
-          <w:rFonts w:asciiTheme="majorBidi" w:hAnsiTheme="majorBidi" w:cstheme="majorBidi"/>
-        </w:rPr>
-        <w:t>egmentasi</w:t>
+      </w:r>
+      <w:proofErr w:type="spellStart"/>
+      <w:r>
+        <w:rPr>
+          <w:rFonts w:asciiTheme="majorBidi" w:hAnsiTheme="majorBidi" w:cstheme="majorBidi"/>
+        </w:rPr>
+        <w:t>Segmentasi</w:t>
       </w:r>
       <w:proofErr w:type="spellEnd"/>
     </w:p>
@@ -11483,6 +11452,7 @@
   <w:style w:type="character" w:default="1" w:styleId="DefaultParagraphFont">
     <w:name w:val="Default Paragraph Font"/>
     <w:uiPriority w:val="1"/>
+    <w:semiHidden/>
     <w:unhideWhenUsed/>
   </w:style>
   <w:style w:type="table" w:default="1" w:styleId="TableNormal">
